--- a/dosyalar/calisma-kagitlari/5-sinif/arapca-5-1-calisma-kagidi.docx
+++ b/dosyalar/calisma-kagitlari/5-sinif/arapca-5-1-calisma-kagidi.docx
@@ -514,7 +514,7 @@
                 <w:szCs w:val="28"/>
                 <w:rtl/>
               </w:rPr>
-              <w:t xml:space="preserve">اَلسَّلَامُ عَلَيْكُمْ</w:t>
+              <w:t xml:space="preserve">اَلسَّلَامُ عَلَيْكُمْ</w:t>
             </w:r>
           </w:p>
         </w:tc>
@@ -684,7 +684,7 @@
                 <w:szCs w:val="28"/>
                 <w:rtl/>
               </w:rPr>
-              <w:t xml:space="preserve">صَبَاحُ الْخَيْرِ</w:t>
+              <w:t xml:space="preserve">صَبَاحُ الخَيْرِ</w:t>
             </w:r>
           </w:p>
         </w:tc>
@@ -854,7 +854,7 @@
                 <w:szCs w:val="28"/>
                 <w:rtl/>
               </w:rPr>
-              <w:t xml:space="preserve">مَسَاءُ الْخَيْرِ</w:t>
+              <w:t xml:space="preserve">مَسَاءُ الخَيْرِ</w:t>
             </w:r>
           </w:p>
         </w:tc>
@@ -1194,7 +1194,7 @@
                 <w:szCs w:val="28"/>
                 <w:rtl/>
               </w:rPr>
-              <w:t xml:space="preserve">مَعَ السَّلَامَةِ</w:t>
+              <w:t xml:space="preserve">مَعَ السَّلَامَةِ</w:t>
             </w:r>
           </w:p>
         </w:tc>
@@ -1364,7 +1364,7 @@
                 <w:szCs w:val="28"/>
                 <w:rtl/>
               </w:rPr>
-              <w:t xml:space="preserve">كَيْفَ حَالُكَ</w:t>
+              <w:t xml:space="preserve">كَيْف حَالُكَ</w:t>
             </w:r>
           </w:p>
         </w:tc>
@@ -1904,7 +1904,7 @@
                 <w:szCs w:val="30"/>
                 <w:rtl/>
               </w:rPr>
-              <w:t xml:space="preserve">مُعَلِّمٌ</w:t>
+              <w:t xml:space="preserve">مُعَلِّمٌ</w:t>
             </w:r>
           </w:p>
         </w:tc>
@@ -2000,7 +2000,7 @@
                 <w:szCs w:val="30"/>
                 <w:rtl/>
               </w:rPr>
-              <w:t xml:space="preserve">مُعَلِّمَةٌ</w:t>
+              <w:t xml:space="preserve">مُعَلِّمَةٌ</w:t>
             </w:r>
           </w:p>
         </w:tc>
@@ -2726,7 +2726,7 @@
                 <w:szCs w:val="28"/>
                 <w:rtl/>
               </w:rPr>
-              <w:t xml:space="preserve">……………………… أَحْمَدُ.</w:t>
+              <w:t xml:space="preserve">……………………… أَحْمَد.</w:t>
             </w:r>
           </w:p>
         </w:tc>
@@ -2798,7 +2798,7 @@
                 <w:szCs w:val="28"/>
                 <w:rtl/>
               </w:rPr>
-              <w:t xml:space="preserve">كَيْفَ ……………………… ؟</w:t>
+              <w:t xml:space="preserve">كَيْف ……………………… ؟</w:t>
             </w:r>
           </w:p>
         </w:tc>
@@ -2870,7 +2870,7 @@
                 <w:szCs w:val="28"/>
                 <w:rtl/>
               </w:rPr>
-              <w:t xml:space="preserve">أَنَا ……………………… ، اَلْحَمْدُ لِلَّهِ.</w:t>
+              <w:t xml:space="preserve">أَنَا ……………………… ، اَلحَمْدُ لِلَّهِ.</w:t>
             </w:r>
           </w:p>
         </w:tc>
@@ -2942,7 +2942,7 @@
                 <w:szCs w:val="28"/>
                 <w:rtl/>
               </w:rPr>
-              <w:t xml:space="preserve">……………………… طَالِبٌ فِي الْمَدْرَسَةِ.</w:t>
+              <w:t xml:space="preserve">……………………… طَالِبٌ فِي المَدْرَسَةِ.</w:t>
             </w:r>
           </w:p>
         </w:tc>
@@ -3096,7 +3096,7 @@
                 <w:szCs w:val="28"/>
                 <w:rtl/>
               </w:rPr>
-              <w:t xml:space="preserve">اَلْمَدْرَسَةِ  ·  فِي  ·  أَنَا  ·  طَالِبَةٌ</w:t>
+              <w:t xml:space="preserve">اَلمَدْرَسَةِ  ·  فِي  ·  أَنَا  ·  طَالِبَةٌ</w:t>
             </w:r>
           </w:p>
         </w:tc>
@@ -3168,7 +3168,7 @@
                 <w:szCs w:val="28"/>
                 <w:rtl/>
               </w:rPr>
-              <w:t xml:space="preserve">فَاطِمَةُ  ·  يَا  ·  حَالُكِ  ·  كَيْفَ</w:t>
+              <w:t xml:space="preserve">فَاطِمَة  ·  يَا  ·  حَالُكِ  ·  كَيْف</w:t>
             </w:r>
           </w:p>
         </w:tc>
@@ -3240,7 +3240,7 @@
                 <w:szCs w:val="28"/>
                 <w:rtl/>
               </w:rPr>
-              <w:t xml:space="preserve">اَلْمَدْرَسَةِ  ·  فِي  ·  مُعَلِّمٌ  ·  هُوَ</w:t>
+              <w:t xml:space="preserve">اَلمَدْرَسَةِ  ·  فِي  ·  مُعَلِّمٌ  ·  هُوَ</w:t>
             </w:r>
           </w:p>
         </w:tc>
@@ -3312,7 +3312,7 @@
                 <w:szCs w:val="28"/>
                 <w:rtl/>
               </w:rPr>
-              <w:t xml:space="preserve">طَالِبٌ  ·  وَأَنَا  ·  مُحَمَّدٌ  ·  اِسْمِي</w:t>
+              <w:t xml:space="preserve">طَالِبٌ  ·  وَأَنَا  ·  مُحَمَّد  ·  اِسْمِي</w:t>
             </w:r>
           </w:p>
         </w:tc>
@@ -4655,7 +4655,7 @@
                 <w:szCs w:val="25"/>
                 <w:rtl/>
               </w:rPr>
-              <w:t xml:space="preserve">اِسْمِي أَحْمَدُ.</w:t>
+              <w:t xml:space="preserve">اِسْمِي أَحْمَد.</w:t>
             </w:r>
           </w:p>
           <w:p>
@@ -4673,7 +4673,7 @@
                 <w:szCs w:val="25"/>
                 <w:rtl/>
               </w:rPr>
-              <w:t xml:space="preserve">كَيْفَ حَالُكَ ؟</w:t>
+              <w:t xml:space="preserve">كَيْف حَالُكَ ؟</w:t>
             </w:r>
           </w:p>
           <w:p>
@@ -4691,7 +4691,7 @@
                 <w:szCs w:val="25"/>
                 <w:rtl/>
               </w:rPr>
-              <w:t xml:space="preserve">أَنَا بِخَيْرٍ ، اَلْحَمْدُ لِلَّهِ.</w:t>
+              <w:t xml:space="preserve">أَنَا بِخَيْرٍ ، اَلحَمْدُ لِلَّهِ.</w:t>
             </w:r>
           </w:p>
           <w:p>
@@ -4709,7 +4709,7 @@
                 <w:szCs w:val="25"/>
                 <w:rtl/>
               </w:rPr>
-              <w:t xml:space="preserve">أَنَا طَالِبٌ فِي الْمَدْرَسَةِ.</w:t>
+              <w:t xml:space="preserve">أَنَا طَالِبٌ فِي المَدْرَسَةِ.</w:t>
             </w:r>
           </w:p>
         </w:tc>
@@ -4772,7 +4772,7 @@
                 <w:szCs w:val="25"/>
                 <w:rtl/>
               </w:rPr>
-              <w:t xml:space="preserve">أَنَا طَالِبَةٌ فِي الْمَدْرَسَةِ.</w:t>
+              <w:t xml:space="preserve">أَنَا طَالِبَةٌ فِي المَدْرَسَةِ.</w:t>
             </w:r>
           </w:p>
           <w:p>
@@ -4790,7 +4790,7 @@
                 <w:szCs w:val="25"/>
                 <w:rtl/>
               </w:rPr>
-              <w:t xml:space="preserve">كَيْفَ حَالُكِ يَا فَاطِمَةُ ؟</w:t>
+              <w:t xml:space="preserve">كَيْف حَالُكِ يَا فَاطِمَة ؟</w:t>
             </w:r>
           </w:p>
           <w:p>
@@ -4808,7 +4808,7 @@
                 <w:szCs w:val="25"/>
                 <w:rtl/>
               </w:rPr>
-              <w:t xml:space="preserve">هُوَ مُعَلِّمٌ فِي الْمَدْرَسَةِ.</w:t>
+              <w:t xml:space="preserve">هُوَ مُعَلِّمٌ فِي المَدْرَسَةِ.</w:t>
             </w:r>
           </w:p>
           <w:p>
@@ -4826,7 +4826,7 @@
                 <w:szCs w:val="25"/>
                 <w:rtl/>
               </w:rPr>
-              <w:t xml:space="preserve">اِسْمِي مُحَمَّدٌ وَأَنَا طَالِبٌ.</w:t>
+              <w:t xml:space="preserve">اِسْمِي مُحَمَّد وَأَنَا طَالِبٌ.</w:t>
             </w:r>
           </w:p>
         </w:tc>
@@ -4889,7 +4889,7 @@
                 <w:szCs w:val="25"/>
                 <w:rtl/>
               </w:rPr>
-              <w:t xml:space="preserve">اَلسَّلَامُ عَلَيْكُمْ.</w:t>
+              <w:t xml:space="preserve">اَلسَّلَامُ عَلَيْكُمْ.</w:t>
             </w:r>
           </w:p>
           <w:p>
@@ -4907,7 +4907,7 @@
                 <w:szCs w:val="25"/>
                 <w:rtl/>
               </w:rPr>
-              <w:t xml:space="preserve">اِسْمِي زَيْنَبُ.</w:t>
+              <w:t xml:space="preserve">اِسْمِي زَيْنَب.</w:t>
             </w:r>
           </w:p>
           <w:p>
@@ -4925,7 +4925,7 @@
                 <w:szCs w:val="25"/>
                 <w:rtl/>
               </w:rPr>
-              <w:t xml:space="preserve">كَيْفَ حَالُكَ ؟</w:t>
+              <w:t xml:space="preserve">كَيْف حَالُكَ ؟</w:t>
             </w:r>
           </w:p>
           <w:p>

--- a/dosyalar/calisma-kagitlari/5-sinif/arapca-5-1-calisma-kagidi.docx
+++ b/dosyalar/calisma-kagitlari/5-sinif/arapca-5-1-calisma-kagidi.docx
@@ -506,7 +506,7 @@
             </w:pPr>
             <w:r>
               <w:rPr>
-                <w:rFonts w:ascii="Markazi Text" w:cs="Markazi Text" w:eastAsia="Markazi Text" w:hAnsi="Markazi Text"/>
+                <w:rFonts w:ascii="Arakom" w:cs="Arakom" w:eastAsia="Arakom" w:hAnsi="Arakom"/>
                 <w:b w:val="false"/>
                 <w:bCs w:val="false"/>
                 <w:color w:val="111111"/>
@@ -676,7 +676,7 @@
             </w:pPr>
             <w:r>
               <w:rPr>
-                <w:rFonts w:ascii="Markazi Text" w:cs="Markazi Text" w:eastAsia="Markazi Text" w:hAnsi="Markazi Text"/>
+                <w:rFonts w:ascii="Arakom" w:cs="Arakom" w:eastAsia="Arakom" w:hAnsi="Arakom"/>
                 <w:b w:val="false"/>
                 <w:bCs w:val="false"/>
                 <w:color w:val="111111"/>
@@ -846,7 +846,7 @@
             </w:pPr>
             <w:r>
               <w:rPr>
-                <w:rFonts w:ascii="Markazi Text" w:cs="Markazi Text" w:eastAsia="Markazi Text" w:hAnsi="Markazi Text"/>
+                <w:rFonts w:ascii="Arakom" w:cs="Arakom" w:eastAsia="Arakom" w:hAnsi="Arakom"/>
                 <w:b w:val="false"/>
                 <w:bCs w:val="false"/>
                 <w:color w:val="111111"/>
@@ -1016,7 +1016,7 @@
             </w:pPr>
             <w:r>
               <w:rPr>
-                <w:rFonts w:ascii="Markazi Text" w:cs="Markazi Text" w:eastAsia="Markazi Text" w:hAnsi="Markazi Text"/>
+                <w:rFonts w:ascii="Arakom" w:cs="Arakom" w:eastAsia="Arakom" w:hAnsi="Arakom"/>
                 <w:b w:val="false"/>
                 <w:bCs w:val="false"/>
                 <w:color w:val="111111"/>
@@ -1186,7 +1186,7 @@
             </w:pPr>
             <w:r>
               <w:rPr>
-                <w:rFonts w:ascii="Markazi Text" w:cs="Markazi Text" w:eastAsia="Markazi Text" w:hAnsi="Markazi Text"/>
+                <w:rFonts w:ascii="Arakom" w:cs="Arakom" w:eastAsia="Arakom" w:hAnsi="Arakom"/>
                 <w:b w:val="false"/>
                 <w:bCs w:val="false"/>
                 <w:color w:val="111111"/>
@@ -1356,7 +1356,7 @@
             </w:pPr>
             <w:r>
               <w:rPr>
-                <w:rFonts w:ascii="Markazi Text" w:cs="Markazi Text" w:eastAsia="Markazi Text" w:hAnsi="Markazi Text"/>
+                <w:rFonts w:ascii="Arakom" w:cs="Arakom" w:eastAsia="Arakom" w:hAnsi="Arakom"/>
                 <w:b w:val="false"/>
                 <w:bCs w:val="false"/>
                 <w:color w:val="111111"/>
@@ -1704,7 +1704,7 @@
             </w:pPr>
             <w:r>
               <w:rPr>
-                <w:rFonts w:ascii="Markazi Text" w:cs="Markazi Text" w:eastAsia="Markazi Text" w:hAnsi="Markazi Text"/>
+                <w:rFonts w:ascii="Arakom" w:cs="Arakom" w:eastAsia="Arakom" w:hAnsi="Arakom"/>
                 <w:b w:val="false"/>
                 <w:bCs w:val="false"/>
                 <w:color w:val="111111"/>
@@ -1800,7 +1800,7 @@
             </w:pPr>
             <w:r>
               <w:rPr>
-                <w:rFonts w:ascii="Markazi Text" w:cs="Markazi Text" w:eastAsia="Markazi Text" w:hAnsi="Markazi Text"/>
+                <w:rFonts w:ascii="Arakom" w:cs="Arakom" w:eastAsia="Arakom" w:hAnsi="Arakom"/>
                 <w:b w:val="false"/>
                 <w:bCs w:val="false"/>
                 <w:color w:val="111111"/>
@@ -1896,7 +1896,7 @@
             </w:pPr>
             <w:r>
               <w:rPr>
-                <w:rFonts w:ascii="Markazi Text" w:cs="Markazi Text" w:eastAsia="Markazi Text" w:hAnsi="Markazi Text"/>
+                <w:rFonts w:ascii="Arakom" w:cs="Arakom" w:eastAsia="Arakom" w:hAnsi="Arakom"/>
                 <w:b w:val="false"/>
                 <w:bCs w:val="false"/>
                 <w:color w:val="111111"/>
@@ -1992,7 +1992,7 @@
             </w:pPr>
             <w:r>
               <w:rPr>
-                <w:rFonts w:ascii="Markazi Text" w:cs="Markazi Text" w:eastAsia="Markazi Text" w:hAnsi="Markazi Text"/>
+                <w:rFonts w:ascii="Arakom" w:cs="Arakom" w:eastAsia="Arakom" w:hAnsi="Arakom"/>
                 <w:b w:val="false"/>
                 <w:bCs w:val="false"/>
                 <w:color w:val="111111"/>
@@ -2088,7 +2088,7 @@
             </w:pPr>
             <w:r>
               <w:rPr>
-                <w:rFonts w:ascii="Markazi Text" w:cs="Markazi Text" w:eastAsia="Markazi Text" w:hAnsi="Markazi Text"/>
+                <w:rFonts w:ascii="Arakom" w:cs="Arakom" w:eastAsia="Arakom" w:hAnsi="Arakom"/>
                 <w:b w:val="false"/>
                 <w:bCs w:val="false"/>
                 <w:color w:val="111111"/>
@@ -2184,7 +2184,7 @@
             </w:pPr>
             <w:r>
               <w:rPr>
-                <w:rFonts w:ascii="Markazi Text" w:cs="Markazi Text" w:eastAsia="Markazi Text" w:hAnsi="Markazi Text"/>
+                <w:rFonts w:ascii="Arakom" w:cs="Arakom" w:eastAsia="Arakom" w:hAnsi="Arakom"/>
                 <w:b w:val="false"/>
                 <w:bCs w:val="false"/>
                 <w:color w:val="111111"/>
@@ -2280,7 +2280,7 @@
             </w:pPr>
             <w:r>
               <w:rPr>
-                <w:rFonts w:ascii="Markazi Text" w:cs="Markazi Text" w:eastAsia="Markazi Text" w:hAnsi="Markazi Text"/>
+                <w:rFonts w:ascii="Arakom" w:cs="Arakom" w:eastAsia="Arakom" w:hAnsi="Arakom"/>
                 <w:b w:val="false"/>
                 <w:bCs w:val="false"/>
                 <w:color w:val="111111"/>
@@ -2376,7 +2376,7 @@
             </w:pPr>
             <w:r>
               <w:rPr>
-                <w:rFonts w:ascii="Markazi Text" w:cs="Markazi Text" w:eastAsia="Markazi Text" w:hAnsi="Markazi Text"/>
+                <w:rFonts w:ascii="Arakom" w:cs="Arakom" w:eastAsia="Arakom" w:hAnsi="Arakom"/>
                 <w:b w:val="false"/>
                 <w:bCs w:val="false"/>
                 <w:color w:val="111111"/>
@@ -2539,7 +2539,7 @@
             </w:pPr>
             <w:r>
               <w:rPr>
-                <w:rFonts w:ascii="Markazi Text" w:cs="Markazi Text" w:eastAsia="Markazi Text" w:hAnsi="Markazi Text"/>
+                <w:rFonts w:ascii="Arakom" w:cs="Arakom" w:eastAsia="Arakom" w:hAnsi="Arakom"/>
                 <w:b w:val="false"/>
                 <w:bCs w:val="false"/>
                 <w:color w:val="111111"/>
@@ -2646,7 +2646,7 @@
             </w:pPr>
             <w:r>
               <w:rPr>
-                <w:rFonts w:ascii="Markazi Text" w:cs="Markazi Text" w:eastAsia="Markazi Text" w:hAnsi="Markazi Text"/>
+                <w:rFonts w:ascii="Arakom" w:cs="Arakom" w:eastAsia="Arakom" w:hAnsi="Arakom"/>
                 <w:b w:val="false"/>
                 <w:bCs w:val="false"/>
                 <w:color w:val="111111"/>
@@ -2718,7 +2718,7 @@
             </w:pPr>
             <w:r>
               <w:rPr>
-                <w:rFonts w:ascii="Markazi Text" w:cs="Markazi Text" w:eastAsia="Markazi Text" w:hAnsi="Markazi Text"/>
+                <w:rFonts w:ascii="Arakom" w:cs="Arakom" w:eastAsia="Arakom" w:hAnsi="Arakom"/>
                 <w:b w:val="false"/>
                 <w:bCs w:val="false"/>
                 <w:color w:val="111111"/>
@@ -2790,7 +2790,7 @@
             </w:pPr>
             <w:r>
               <w:rPr>
-                <w:rFonts w:ascii="Markazi Text" w:cs="Markazi Text" w:eastAsia="Markazi Text" w:hAnsi="Markazi Text"/>
+                <w:rFonts w:ascii="Arakom" w:cs="Arakom" w:eastAsia="Arakom" w:hAnsi="Arakom"/>
                 <w:b w:val="false"/>
                 <w:bCs w:val="false"/>
                 <w:color w:val="111111"/>
@@ -2862,7 +2862,7 @@
             </w:pPr>
             <w:r>
               <w:rPr>
-                <w:rFonts w:ascii="Markazi Text" w:cs="Markazi Text" w:eastAsia="Markazi Text" w:hAnsi="Markazi Text"/>
+                <w:rFonts w:ascii="Arakom" w:cs="Arakom" w:eastAsia="Arakom" w:hAnsi="Arakom"/>
                 <w:b w:val="false"/>
                 <w:bCs w:val="false"/>
                 <w:color w:val="111111"/>
@@ -2934,7 +2934,7 @@
             </w:pPr>
             <w:r>
               <w:rPr>
-                <w:rFonts w:ascii="Markazi Text" w:cs="Markazi Text" w:eastAsia="Markazi Text" w:hAnsi="Markazi Text"/>
+                <w:rFonts w:ascii="Arakom" w:cs="Arakom" w:eastAsia="Arakom" w:hAnsi="Arakom"/>
                 <w:b w:val="false"/>
                 <w:bCs w:val="false"/>
                 <w:color w:val="111111"/>
@@ -3088,7 +3088,7 @@
             </w:pPr>
             <w:r>
               <w:rPr>
-                <w:rFonts w:ascii="Markazi Text" w:cs="Markazi Text" w:eastAsia="Markazi Text" w:hAnsi="Markazi Text"/>
+                <w:rFonts w:ascii="Arakom" w:cs="Arakom" w:eastAsia="Arakom" w:hAnsi="Arakom"/>
                 <w:b w:val="false"/>
                 <w:bCs w:val="false"/>
                 <w:color w:val="111111"/>
@@ -3160,7 +3160,7 @@
             </w:pPr>
             <w:r>
               <w:rPr>
-                <w:rFonts w:ascii="Markazi Text" w:cs="Markazi Text" w:eastAsia="Markazi Text" w:hAnsi="Markazi Text"/>
+                <w:rFonts w:ascii="Arakom" w:cs="Arakom" w:eastAsia="Arakom" w:hAnsi="Arakom"/>
                 <w:b w:val="false"/>
                 <w:bCs w:val="false"/>
                 <w:color w:val="111111"/>
@@ -3232,7 +3232,7 @@
             </w:pPr>
             <w:r>
               <w:rPr>
-                <w:rFonts w:ascii="Markazi Text" w:cs="Markazi Text" w:eastAsia="Markazi Text" w:hAnsi="Markazi Text"/>
+                <w:rFonts w:ascii="Arakom" w:cs="Arakom" w:eastAsia="Arakom" w:hAnsi="Arakom"/>
                 <w:b w:val="false"/>
                 <w:bCs w:val="false"/>
                 <w:color w:val="111111"/>
@@ -3304,7 +3304,7 @@
             </w:pPr>
             <w:r>
               <w:rPr>
-                <w:rFonts w:ascii="Markazi Text" w:cs="Markazi Text" w:eastAsia="Markazi Text" w:hAnsi="Markazi Text"/>
+                <w:rFonts w:ascii="Arakom" w:cs="Arakom" w:eastAsia="Arakom" w:hAnsi="Arakom"/>
                 <w:b w:val="false"/>
                 <w:bCs w:val="false"/>
                 <w:color w:val="111111"/>
@@ -3584,7 +3584,7 @@
             </w:pPr>
             <w:r>
               <w:rPr>
-                <w:rFonts w:ascii="Markazi Text" w:cs="Markazi Text" w:eastAsia="Markazi Text" w:hAnsi="Markazi Text"/>
+                <w:rFonts w:ascii="Arakom" w:cs="Arakom" w:eastAsia="Arakom" w:hAnsi="Arakom"/>
                 <w:b w:val="false"/>
                 <w:bCs w:val="false"/>
                 <w:color w:val="111111"/>
@@ -3680,7 +3680,7 @@
             </w:pPr>
             <w:r>
               <w:rPr>
-                <w:rFonts w:ascii="Markazi Text" w:cs="Markazi Text" w:eastAsia="Markazi Text" w:hAnsi="Markazi Text"/>
+                <w:rFonts w:ascii="Arakom" w:cs="Arakom" w:eastAsia="Arakom" w:hAnsi="Arakom"/>
                 <w:b w:val="false"/>
                 <w:bCs w:val="false"/>
                 <w:color w:val="111111"/>
@@ -3776,7 +3776,7 @@
             </w:pPr>
             <w:r>
               <w:rPr>
-                <w:rFonts w:ascii="Markazi Text" w:cs="Markazi Text" w:eastAsia="Markazi Text" w:hAnsi="Markazi Text"/>
+                <w:rFonts w:ascii="Arakom" w:cs="Arakom" w:eastAsia="Arakom" w:hAnsi="Arakom"/>
                 <w:b w:val="false"/>
                 <w:bCs w:val="false"/>
                 <w:color w:val="111111"/>
@@ -3872,7 +3872,7 @@
             </w:pPr>
             <w:r>
               <w:rPr>
-                <w:rFonts w:ascii="Markazi Text" w:cs="Markazi Text" w:eastAsia="Markazi Text" w:hAnsi="Markazi Text"/>
+                <w:rFonts w:ascii="Arakom" w:cs="Arakom" w:eastAsia="Arakom" w:hAnsi="Arakom"/>
                 <w:b w:val="false"/>
                 <w:bCs w:val="false"/>
                 <w:color w:val="111111"/>
@@ -3968,7 +3968,7 @@
             </w:pPr>
             <w:r>
               <w:rPr>
-                <w:rFonts w:ascii="Markazi Text" w:cs="Markazi Text" w:eastAsia="Markazi Text" w:hAnsi="Markazi Text"/>
+                <w:rFonts w:ascii="Arakom" w:cs="Arakom" w:eastAsia="Arakom" w:hAnsi="Arakom"/>
                 <w:b w:val="false"/>
                 <w:bCs w:val="false"/>
                 <w:color w:val="111111"/>
@@ -4121,7 +4121,7 @@
             </w:pPr>
             <w:r>
               <w:rPr>
-                <w:rFonts w:ascii="Markazi Text" w:cs="Markazi Text" w:eastAsia="Markazi Text" w:hAnsi="Markazi Text"/>
+                <w:rFonts w:ascii="Arakom" w:cs="Arakom" w:eastAsia="Arakom" w:hAnsi="Arakom"/>
                 <w:b w:val="false"/>
                 <w:bCs w:val="false"/>
                 <w:color w:val="111111"/>
@@ -4629,7 +4629,7 @@
             </w:pPr>
             <w:r>
               <w:rPr>
-                <w:rFonts w:ascii="Markazi Text" w:cs="Markazi Text" w:eastAsia="Markazi Text" w:hAnsi="Markazi Text"/>
+                <w:rFonts w:ascii="Arakom" w:cs="Arakom" w:eastAsia="Arakom" w:hAnsi="Arakom"/>
                 <w:b w:val="false"/>
                 <w:bCs w:val="false"/>
                 <w:color w:val="111111"/>
@@ -4647,7 +4647,7 @@
             </w:pPr>
             <w:r>
               <w:rPr>
-                <w:rFonts w:ascii="Markazi Text" w:cs="Markazi Text" w:eastAsia="Markazi Text" w:hAnsi="Markazi Text"/>
+                <w:rFonts w:ascii="Arakom" w:cs="Arakom" w:eastAsia="Arakom" w:hAnsi="Arakom"/>
                 <w:b w:val="false"/>
                 <w:bCs w:val="false"/>
                 <w:color w:val="111111"/>
@@ -4665,7 +4665,7 @@
             </w:pPr>
             <w:r>
               <w:rPr>
-                <w:rFonts w:ascii="Markazi Text" w:cs="Markazi Text" w:eastAsia="Markazi Text" w:hAnsi="Markazi Text"/>
+                <w:rFonts w:ascii="Arakom" w:cs="Arakom" w:eastAsia="Arakom" w:hAnsi="Arakom"/>
                 <w:b w:val="false"/>
                 <w:bCs w:val="false"/>
                 <w:color w:val="111111"/>
@@ -4683,7 +4683,7 @@
             </w:pPr>
             <w:r>
               <w:rPr>
-                <w:rFonts w:ascii="Markazi Text" w:cs="Markazi Text" w:eastAsia="Markazi Text" w:hAnsi="Markazi Text"/>
+                <w:rFonts w:ascii="Arakom" w:cs="Arakom" w:eastAsia="Arakom" w:hAnsi="Arakom"/>
                 <w:b w:val="false"/>
                 <w:bCs w:val="false"/>
                 <w:color w:val="111111"/>
@@ -4701,7 +4701,7 @@
             </w:pPr>
             <w:r>
               <w:rPr>
-                <w:rFonts w:ascii="Markazi Text" w:cs="Markazi Text" w:eastAsia="Markazi Text" w:hAnsi="Markazi Text"/>
+                <w:rFonts w:ascii="Arakom" w:cs="Arakom" w:eastAsia="Arakom" w:hAnsi="Arakom"/>
                 <w:b w:val="false"/>
                 <w:bCs w:val="false"/>
                 <w:color w:val="111111"/>
@@ -4764,7 +4764,7 @@
             </w:pPr>
             <w:r>
               <w:rPr>
-                <w:rFonts w:ascii="Markazi Text" w:cs="Markazi Text" w:eastAsia="Markazi Text" w:hAnsi="Markazi Text"/>
+                <w:rFonts w:ascii="Arakom" w:cs="Arakom" w:eastAsia="Arakom" w:hAnsi="Arakom"/>
                 <w:b w:val="false"/>
                 <w:bCs w:val="false"/>
                 <w:color w:val="111111"/>
@@ -4782,7 +4782,7 @@
             </w:pPr>
             <w:r>
               <w:rPr>
-                <w:rFonts w:ascii="Markazi Text" w:cs="Markazi Text" w:eastAsia="Markazi Text" w:hAnsi="Markazi Text"/>
+                <w:rFonts w:ascii="Arakom" w:cs="Arakom" w:eastAsia="Arakom" w:hAnsi="Arakom"/>
                 <w:b w:val="false"/>
                 <w:bCs w:val="false"/>
                 <w:color w:val="111111"/>
@@ -4800,7 +4800,7 @@
             </w:pPr>
             <w:r>
               <w:rPr>
-                <w:rFonts w:ascii="Markazi Text" w:cs="Markazi Text" w:eastAsia="Markazi Text" w:hAnsi="Markazi Text"/>
+                <w:rFonts w:ascii="Arakom" w:cs="Arakom" w:eastAsia="Arakom" w:hAnsi="Arakom"/>
                 <w:b w:val="false"/>
                 <w:bCs w:val="false"/>
                 <w:color w:val="111111"/>
@@ -4818,7 +4818,7 @@
             </w:pPr>
             <w:r>
               <w:rPr>
-                <w:rFonts w:ascii="Markazi Text" w:cs="Markazi Text" w:eastAsia="Markazi Text" w:hAnsi="Markazi Text"/>
+                <w:rFonts w:ascii="Arakom" w:cs="Arakom" w:eastAsia="Arakom" w:hAnsi="Arakom"/>
                 <w:b w:val="false"/>
                 <w:bCs w:val="false"/>
                 <w:color w:val="111111"/>
@@ -4881,7 +4881,7 @@
             </w:pPr>
             <w:r>
               <w:rPr>
-                <w:rFonts w:ascii="Markazi Text" w:cs="Markazi Text" w:eastAsia="Markazi Text" w:hAnsi="Markazi Text"/>
+                <w:rFonts w:ascii="Arakom" w:cs="Arakom" w:eastAsia="Arakom" w:hAnsi="Arakom"/>
                 <w:b w:val="false"/>
                 <w:bCs w:val="false"/>
                 <w:color w:val="111111"/>
@@ -4899,7 +4899,7 @@
             </w:pPr>
             <w:r>
               <w:rPr>
-                <w:rFonts w:ascii="Markazi Text" w:cs="Markazi Text" w:eastAsia="Markazi Text" w:hAnsi="Markazi Text"/>
+                <w:rFonts w:ascii="Arakom" w:cs="Arakom" w:eastAsia="Arakom" w:hAnsi="Arakom"/>
                 <w:b w:val="false"/>
                 <w:bCs w:val="false"/>
                 <w:color w:val="111111"/>
@@ -4917,7 +4917,7 @@
             </w:pPr>
             <w:r>
               <w:rPr>
-                <w:rFonts w:ascii="Markazi Text" w:cs="Markazi Text" w:eastAsia="Markazi Text" w:hAnsi="Markazi Text"/>
+                <w:rFonts w:ascii="Arakom" w:cs="Arakom" w:eastAsia="Arakom" w:hAnsi="Arakom"/>
                 <w:b w:val="false"/>
                 <w:bCs w:val="false"/>
                 <w:color w:val="111111"/>
@@ -4935,7 +4935,7 @@
             </w:pPr>
             <w:r>
               <w:rPr>
-                <w:rFonts w:ascii="Markazi Text" w:cs="Markazi Text" w:eastAsia="Markazi Text" w:hAnsi="Markazi Text"/>
+                <w:rFonts w:ascii="Arakom" w:cs="Arakom" w:eastAsia="Arakom" w:hAnsi="Arakom"/>
                 <w:b w:val="false"/>
                 <w:bCs w:val="false"/>
                 <w:color w:val="111111"/>
@@ -4953,7 +4953,7 @@
             </w:pPr>
             <w:r>
               <w:rPr>
-                <w:rFonts w:ascii="Markazi Text" w:cs="Markazi Text" w:eastAsia="Markazi Text" w:hAnsi="Markazi Text"/>
+                <w:rFonts w:ascii="Arakom" w:cs="Arakom" w:eastAsia="Arakom" w:hAnsi="Arakom"/>
                 <w:b w:val="false"/>
                 <w:bCs w:val="false"/>
                 <w:color w:val="111111"/>
